--- a/media/R2499/output_dir/被测软件基本信息.docx
+++ b/media/R2499/output_dir/被测软件基本信息.docx
@@ -611,7 +611,7 @@
                 <w:rFonts w:hint="eastAsia"/>
                 <w:szCs w:val="21"/>
               </w:rPr>
-              <w:t xml:space="preserve">B</w:t>
+              <w:t xml:space="preserve">C</w:t>
             </w:r>
           </w:p>
         </w:tc>

--- a/media/R2499/output_dir/被测软件基本信息.docx
+++ b/media/R2499/output_dir/被测软件基本信息.docx
@@ -689,7 +689,7 @@
                 <w:rFonts w:hint="eastAsia"/>
                 <w:szCs w:val="21"/>
               </w:rPr>
-              <w:t xml:space="preserve">1.0</w:t>
+              <w:t xml:space="preserve">1.01</w:t>
             </w:r>
           </w:p>
         </w:tc>
@@ -708,7 +708,7 @@
                 <w:rFonts w:hint="eastAsia"/>
                 <w:szCs w:val="21"/>
               </w:rPr>
-              <w:t xml:space="preserve">17777</w:t>
+              <w:t xml:space="preserve">47777</w:t>
             </w:r>
           </w:p>
         </w:tc>

--- a/media/R2499/output_dir/被测软件基本信息.docx
+++ b/media/R2499/output_dir/被测软件基本信息.docx
@@ -689,7 +689,7 @@
                 <w:rFonts w:hint="eastAsia"/>
                 <w:szCs w:val="21"/>
               </w:rPr>
-              <w:t xml:space="preserve">1.01</w:t>
+              <w:t xml:space="preserve">1.011</w:t>
             </w:r>
           </w:p>
         </w:tc>

--- a/media/R2499/output_dir/被测软件基本信息.docx
+++ b/media/R2499/output_dir/被测软件基本信息.docx
@@ -689,7 +689,7 @@
                 <w:rFonts w:hint="eastAsia"/>
                 <w:szCs w:val="21"/>
               </w:rPr>
-              <w:t xml:space="preserve">1.011</w:t>
+              <w:t xml:space="preserve">1.01</w:t>
             </w:r>
           </w:p>
         </w:tc>
